--- a/materialien/Werkzeuge/Warm-up-Karten/AQ_Warm-up-Karten_W5.docx
+++ b/materialien/Werkzeuge/Warm-up-Karten/AQ_Warm-up-Karten_W5.docx
@@ -5927,7 +5927,7 @@
                 <w:sz w:val="21"/>
                 <w:szCs w:val="21"/>
               </w:rPr>
-              <w:t xml:space="preserve">Führe levelorder(beispielBST) aus. Notiere nach jedem Schleifendurchlauf den entnommenen Knoten, den Inhalt der Schlange (vorn zuerst, jeder Teilbaum durch den Wert seiner Wurzel) und s.</w:t>
+              <w:t xml:space="preserve">Führe levelorder(beispielBST) aus. Notiere an jeder mit „// → Tabellenzeile“ markierten Stelle den entnommenen Knoten, die Schlange (vorn zuerst, je Teilbaum sein Wurzelwert) und s.</w:t>
             </w:r>
           </w:p>
           <w:p>
@@ -6228,6 +6228,15 @@
                       <w:szCs w:val="16"/>
                     </w:rPr>
                     <w:t xml:space="preserve">15         }</w:t>
+                  </w:r>
+                  <w:r>
+                    <w:rPr>
+                      <w:rFonts w:ascii="Consolas" w:cs="Consolas" w:eastAsia="Consolas" w:hAnsi="Consolas"/>
+                      <w:sz w:val="16"/>
+                      <w:szCs w:val="16"/>
+                      <w:color w:val="5F7F5F"/>
+                    </w:rPr>
+                    <w:t xml:space="preserve">   // → Tabellenzeile</w:t>
                   </w:r>
                 </w:p>
                 <w:p>
